--- a/public/fun/forms/이력서_퍼포먼스마케터_8_신입활동형.docx
+++ b/public/fun/forms/이력서_퍼포먼스마케터_8_신입활동형.docx
@@ -51,10 +51,10 @@
         <w:tblLook w:firstColumn="1" w:firstRow="1" w:lastColumn="0" w:lastRow="0" w:noHBand="0" w:noVBand="1" w:val="04A0"/>
       </w:tblPr>
       <w:tblGrid>
-        <w:gridCol w:w="1200"/>
+        <w:gridCol w:w="1230"/>
         <w:gridCol w:w="3975"/>
-        <w:gridCol w:w="1200"/>
-        <w:gridCol w:w="3975"/>
+        <w:gridCol w:w="1230"/>
+        <w:gridCol w:w="3915"/>
       </w:tblGrid>
       <w:tr>
         <w:trPr>
@@ -63,7 +63,7 @@
         </w:trPr>
         <w:tc>
           <w:tcPr>
-            <w:tcW w:type="dxa" w:w="1200"/>
+            <w:tcW w:type="dxa" w:w="1230"/>
             <w:shd w:val="clear" w:color="auto" w:fill="F3F3F5"/>
             <w:vAlign w:val="center"/>
           </w:tcPr>
@@ -91,7 +91,7 @@
         </w:tc>
         <w:tc>
           <w:tcPr>
-            <w:tcW w:type="dxa" w:w="1200"/>
+            <w:tcW w:type="dxa" w:w="1230"/>
             <w:shd w:val="clear" w:color="auto" w:fill="F3F3F5"/>
             <w:vAlign w:val="center"/>
           </w:tcPr>
@@ -112,7 +112,7 @@
         </w:tc>
         <w:tc>
           <w:tcPr>
-            <w:tcW w:type="dxa" w:w="3975"/>
+            <w:tcW w:type="dxa" w:w="3915"/>
             <w:vAlign w:val="center"/>
           </w:tcPr>
           <w:p/>
@@ -125,7 +125,7 @@
         </w:trPr>
         <w:tc>
           <w:tcPr>
-            <w:tcW w:type="dxa" w:w="1200"/>
+            <w:tcW w:type="dxa" w:w="1230"/>
             <w:shd w:val="clear" w:color="auto" w:fill="F3F3F5"/>
             <w:vAlign w:val="center"/>
           </w:tcPr>
@@ -153,7 +153,7 @@
         </w:tc>
         <w:tc>
           <w:tcPr>
-            <w:tcW w:type="dxa" w:w="1200"/>
+            <w:tcW w:type="dxa" w:w="1230"/>
             <w:shd w:val="clear" w:color="auto" w:fill="F3F3F5"/>
             <w:vAlign w:val="center"/>
           </w:tcPr>
@@ -174,7 +174,7 @@
         </w:tc>
         <w:tc>
           <w:tcPr>
-            <w:tcW w:type="dxa" w:w="3975"/>
+            <w:tcW w:type="dxa" w:w="3915"/>
             <w:vAlign w:val="center"/>
           </w:tcPr>
           <w:p/>
@@ -187,7 +187,7 @@
         </w:trPr>
         <w:tc>
           <w:tcPr>
-            <w:tcW w:type="dxa" w:w="1200"/>
+            <w:tcW w:type="dxa" w:w="1230"/>
             <w:shd w:val="clear" w:color="auto" w:fill="F3F3F5"/>
             <w:vAlign w:val="center"/>
           </w:tcPr>
@@ -208,7 +208,7 @@
         </w:tc>
         <w:tc>
           <w:tcPr>
-            <w:tcW w:type="dxa" w:w="9150"/>
+            <w:tcW w:type="dxa" w:w="9120"/>
             <w:gridSpan w:val="3"/>
             <w:vAlign w:val="center"/>
           </w:tcPr>

--- a/public/fun/forms/이력서_퍼포먼스마케터_8_신입활동형.docx
+++ b/public/fun/forms/이력서_퍼포먼스마케터_8_신입활동형.docx
@@ -1551,7 +1551,7 @@
                 <w:color w:val="545F6E"/>
                 <w:sz w:val="19"/>
               </w:rPr>
-              <w:t>2023.01~현재 · ○○ 쇼핑몰 · 월 광고비 3,000만 원 운영 · ROAS 210% → 340%, CPA −28%</w:t>
+              <w:t>기간 입력 · ○○ 쇼핑몰 · 월 광고비 3,000만 원 운영 · ROAS 210% → 340%, CPA −28%</w:t>
             </w:r>
           </w:p>
         </w:tc>
